--- a/companies/northgate-staffing/Engagements/Roach, Moss and Hall/2015.08.30 - Kickoff Memo - CFO Search.docx
+++ b/companies/northgate-staffing/Engagements/Roach, Moss and Hall/2015.08.30 - Kickoff Memo - CFO Search.docx
@@ -3,22 +3,25 @@
 <w:document xmlns:wpc="http://schemas.microsoft.com/office/word/2010/wordprocessingCanvas" xmlns:mo="http://schemas.microsoft.com/office/mac/office/2008/main" xmlns:mc="http://schemas.openxmlformats.org/markup-compatibility/2006" xmlns:mv="urn:schemas-microsoft-com:mac:vml" xmlns:o="urn:schemas-microsoft-com:office:office" xmlns:r="http://schemas.openxmlformats.org/officeDocument/2006/relationships" xmlns:m="http://schemas.openxmlformats.org/officeDocument/2006/math" xmlns:v="urn:schemas-microsoft-com:vml" xmlns:wp14="http://schemas.microsoft.com/office/word/2010/wordprocessingDrawing" xmlns:wp="http://schemas.openxmlformats.org/drawingml/2006/wordprocessingDrawing" xmlns:w10="urn:schemas-microsoft-com:office:word" xmlns:w="http://schemas.openxmlformats.org/wordprocessingml/2006/main" xmlns:w14="http://schemas.microsoft.com/office/word/2010/wordml" xmlns:wpg="http://schemas.microsoft.com/office/word/2010/wordprocessingGroup" xmlns:wpi="http://schemas.microsoft.com/office/word/2010/wordprocessingInk" xmlns:wne="http://schemas.microsoft.com/office/word/2006/wordml" xmlns:wps="http://schemas.microsoft.com/office/word/2010/wordprocessingShape" mc:Ignorable="w14 wp14">
   <w:body>
     <w:p>
+      <w:pPr>
+        <w:pStyle w:val="Heading1"/>
+      </w:pPr>
       <w:r>
-        <w:t>To: Jeffrey Patterson, James Grant, James Weiss</w:t>
-        <w:br/>
-        <w:t>From: Sandra Fuentes</w:t>
-        <w:br/>
-        <w:t>Re: Kickoff, CFO search for Roach, Moss and Hall</w:t>
+        <w:t>Kickoff Memo: CFO Search for Roach, Moss and Hall</w:t>
       </w:r>
     </w:p>
     <w:p>
       <w:r>
-        <w:t>The engagement commences on August 27, 2015 and we are retained to deliver a Chief Financial Officer to Roach, Moss and Hall. Our client contact is Jason Myers, the Chief Operating Officer, and the new officer will report to him. I want us clear on one thing before Jeffrey Patterson writes a word of the specification: what Jason Myers asked for in the room and what the job description says are not the same thing. Roach, Moss and Hall has grown past the finance function it built for itself. He described the problem to me as needing someone who can close the books faster. That is the symptom. The objective of this search is a finance leader who can build the function that closes faster and then tell him something useful about what the numbers mean, and if we solve for the symptom we will place someone competent who is gone in two years.</w:t>
+        <w:t>To: Jeffrey Patterson; James Grant</w:t>
+        <w:br/>
+        <w:t>From: Sandra Fuentes</w:t>
+        <w:br/>
+        <w:t>Re: How we will run the CFO search</w:t>
       </w:r>
     </w:p>
     <w:p>
       <w:r>
-        <w:t>We have roughly three months. That is neither a long search nor a short one, but it is only long enough if the specification is agreed early and the map is not still being argued about in week six.</w:t>
+        <w:t>Our job on this one is simple to state and hard to do well: put a Chief Financial Officer in front of Roach, Moss and Hall whom their board will be glad to have hired three years from now. We agreed the engagement with the client's Chief Operating Officer, Jason Myers, and we begin the work on August 27, 2015, so before any of us picks up a phone I want the team aligned on the objective, on who owns what, and on the first moves. The mandate is a retained CFO search for a mid-market firm that is growing into a finance function it does not yet have, which means we are looking less for a careful caretaker of the books and more for an operator who can build one. This is a correspondence-heavy search by its nature, because the client is anxious to get the hire right and the best candidates are people who are not looking, so the way we keep both sides steady is by staying in close, unhurried contact with each of them.</w:t>
       </w:r>
     </w:p>
     <w:p>
@@ -26,7 +29,20 @@
         <w:pStyle w:val="Heading2"/>
       </w:pPr>
       <w:r>
-        <w:t>Workstreams</w:t>
+        <w:t>The person we are looking for</w:t>
+      </w:r>
+    </w:p>
+    <w:p>
+      <w:r>
+        <w:t>The specification is not written yet, and settling it with Jason Myers and his board is the first real task, but the shape of the role is already clear from our conversations with the client. They want a Chief Financial Officer who has carried a company through a growth stage like the one they are in, who can stand up the reporting and controls a larger business needs, and who will be a genuine partner to a Chief Executive rather than a scorekeeper for one. Discretion matters here as it always does, so we will describe candidates to the client by their current seat and record, and we will hold names close until both sides want to meet.</w:t>
+      </w:r>
+    </w:p>
+    <w:p>
+      <w:pPr>
+        <w:pStyle w:val="Heading2"/>
+      </w:pPr>
+      <w:r>
+        <w:t>How the work divides</w:t>
       </w:r>
     </w:p>
     <w:p>
@@ -34,7 +50,7 @@
         <w:pStyle w:val="ListBullet"/>
       </w:pPr>
       <w:r>
-        <w:t>Position specification. Jeffrey Patterson drafts, I edit, Jason Myers approves in writing before any approach call is made. It goes to no one until it is signed off. A specification that changes mid-search costs us every candidate we approached under the old one, and those people do not come back.</w:t>
+        <w:t>Specification and calibration: I will draft the position specification and settle it with Jason Myers and the board, so that the whole team is searching against one agreed brief rather than four private ones.</w:t>
       </w:r>
     </w:p>
     <w:p>
@@ -42,7 +58,7 @@
         <w:pStyle w:val="ListBullet"/>
       </w:pPr>
       <w:r>
-        <w:t>Market map. Jeffrey Patterson owns it, and it runs in parallel with the specification rather than behind it. Sitting chief financial officers, deputies, and divisional finance leaders inside the sectors and geography the client will actually hire from. I want the universe defined and sized before we make a single call, not discovered as we go.</w:t>
+        <w:t>Market map and long list: James Grant will lead the mapping at the senior-operator level, working the sectors where a Chief Financial Officer of this profile is actually to be found, and building the long list from that map rather than from a list we already hold.</w:t>
       </w:r>
     </w:p>
     <w:p>
@@ -50,7 +66,7 @@
         <w:pStyle w:val="ListBullet"/>
       </w:pPr>
       <w:r>
-        <w:t>Approach and assessment. James Grant carries the approaches and the first conversations. Nothing about the client's compensation goes into an approach call, and I mean nothing, including the reassuring vagueness that people hear as a number. In anything written that leaves this office or circulates inside it, candidates are their seat and their market, not their name.</w:t>
+        <w:t>Outreach and scheduling: Jeffrey Patterson will run the candidate threads, make the first approaches once we have agreed them, and keep every conversation moving so that no promising prospect goes quiet while we are busy elsewhere.</w:t>
       </w:r>
     </w:p>
     <w:p>
@@ -58,15 +74,7 @@
         <w:pStyle w:val="ListBullet"/>
       </w:pPr>
       <w:r>
-        <w:t>Client management. Mine. Jason Myers gets a scheduled update whether or not there is news, and he hears anything difficult from me on the telephone first and in writing second.</w:t>
-      </w:r>
-    </w:p>
-    <w:p>
-      <w:pPr>
-        <w:pStyle w:val="ListBullet"/>
-      </w:pPr>
-      <w:r>
-        <w:t>Scheduling and logistics. James Weiss holds the calendar for the intake session, the longlist review, and the finalist rounds, and candidate travel routes through him. Give him the constraint when you have it, not when it has already broken.</w:t>
+        <w:t>Engagement logistics: James Weiss is handling the paperwork, the client billing, and the meeting arrangements, so that the three of us can keep our attention on candidates and on the client.</w:t>
       </w:r>
     </w:p>
     <w:p>
@@ -74,52 +82,12 @@
         <w:pStyle w:val="Heading2"/>
       </w:pPr>
       <w:r>
-        <w:t>Next Steps</w:t>
-      </w:r>
-    </w:p>
-    <w:p>
-      <w:pPr>
-        <w:pStyle w:val="ListBullet"/>
-      </w:pPr>
-      <w:r>
-        <w:t>Intake session with Jason Myers and his interview panel this coming week. James Weiss is booking it. Hold two hours, not one, and the whole panel at once.</w:t>
-      </w:r>
-    </w:p>
-    <w:p>
-      <w:pPr>
-        <w:pStyle w:val="ListBullet"/>
-      </w:pPr>
-      <w:r>
-        <w:t>Jeffrey Patterson: specification draft to me within a week of the intake session.</w:t>
-      </w:r>
-    </w:p>
-    <w:p>
-      <w:pPr>
-        <w:pStyle w:val="ListBullet"/>
-      </w:pPr>
-      <w:r>
-        <w:t>Jeffrey Patterson: first cut of the map, sized and segmented, on the same timetable.</w:t>
-      </w:r>
-    </w:p>
-    <w:p>
-      <w:pPr>
-        <w:pStyle w:val="ListBullet"/>
-      </w:pPr>
-      <w:r>
-        <w:t>James Grant: nothing yet. No approach calls until the specification is signed. I know the temptation and I am asking you to sit on it for ten days.</w:t>
-      </w:r>
-    </w:p>
-    <w:p>
-      <w:pPr>
-        <w:pStyle w:val="ListBullet"/>
-      </w:pPr>
-      <w:r>
-        <w:t>All: file discipline from the first day. Every candidate conversation gets a note the same day, in the engagement file, under the seat and not the name.</w:t>
+        <w:t>First moves</w:t>
       </w:r>
     </w:p>
     <w:p>
       <w:r>
-        <w:t>This is a good assignment with a client who will actually hire, which we do not always get, and I am glad to have the three of you on it. Thank you for making room.</w:t>
+        <w:t>Because the specification gates everything else, that is where we start. This week I will get a draft of the position specification to Jason Myers, and I would like James Grant to begin the market map in parallel so that we are not sitting idle while the client reads. Jeffrey Patterson, please set a standing weekly check-in for the three of us and a first calibration call with the client once the draft specification is in their hands. If anyone sees a reason the plan above will not hold, tell me now, so we can fix it before the search is underway.</w:t>
       </w:r>
     </w:p>
     <w:sectPr>

--- a/companies/northgate-staffing/Engagements/Roach, Moss and Hall/2015.08.30 - Kickoff Memo - CFO Search.docx
+++ b/companies/northgate-staffing/Engagements/Roach, Moss and Hall/2015.08.30 - Kickoff Memo - CFO Search.docx
@@ -3,25 +3,19 @@
 <w:document xmlns:wpc="http://schemas.microsoft.com/office/word/2010/wordprocessingCanvas" xmlns:mo="http://schemas.microsoft.com/office/mac/office/2008/main" xmlns:mc="http://schemas.openxmlformats.org/markup-compatibility/2006" xmlns:mv="urn:schemas-microsoft-com:mac:vml" xmlns:o="urn:schemas-microsoft-com:office:office" xmlns:r="http://schemas.openxmlformats.org/officeDocument/2006/relationships" xmlns:m="http://schemas.openxmlformats.org/officeDocument/2006/math" xmlns:v="urn:schemas-microsoft-com:vml" xmlns:wp14="http://schemas.microsoft.com/office/word/2010/wordprocessingDrawing" xmlns:wp="http://schemas.openxmlformats.org/drawingml/2006/wordprocessingDrawing" xmlns:w10="urn:schemas-microsoft-com:office:word" xmlns:w="http://schemas.openxmlformats.org/wordprocessingml/2006/main" xmlns:w14="http://schemas.microsoft.com/office/word/2010/wordml" xmlns:wpg="http://schemas.microsoft.com/office/word/2010/wordprocessingGroup" xmlns:wpi="http://schemas.microsoft.com/office/word/2010/wordprocessingInk" xmlns:wne="http://schemas.microsoft.com/office/word/2006/wordml" xmlns:wps="http://schemas.microsoft.com/office/word/2010/wordprocessingShape" mc:Ignorable="w14 wp14">
   <w:body>
     <w:p>
-      <w:pPr>
-        <w:pStyle w:val="Heading1"/>
-      </w:pPr>
       <w:r>
-        <w:t>Kickoff Memo: CFO Search for Roach, Moss and Hall</w:t>
+        <w:t>To: Jeffrey Patterson; James Grant</w:t>
+        <w:br/>
+        <w:t>Cc: James Weiss</w:t>
+        <w:br/>
+        <w:t>From: Sandra Fuentes, Principal</w:t>
+        <w:br/>
+        <w:t>Re: CFO search for Roach, Moss and Hall -- how we are running it</w:t>
       </w:r>
     </w:p>
     <w:p>
       <w:r>
-        <w:t>To: Jeffrey Patterson; James Grant</w:t>
-        <w:br/>
-        <w:t>From: Sandra Fuentes</w:t>
-        <w:br/>
-        <w:t>Re: How we will run the CFO search</w:t>
-      </w:r>
-    </w:p>
-    <w:p>
-      <w:r>
-        <w:t>Our job on this one is simple to state and hard to do well: put a Chief Financial Officer in front of Roach, Moss and Hall whom their board will be glad to have hired three years from now. We agreed the engagement with the client's Chief Operating Officer, Jason Myers, and we begin the work on August 27, 2015, so before any of us picks up a phone I want the team aligned on the objective, on who owns what, and on the first moves. The mandate is a retained CFO search for a mid-market firm that is growing into a finance function it does not yet have, which means we are looking less for a careful caretaker of the books and more for an operator who can build one. This is a correspondence-heavy search by its nature, because the client is anxious to get the hire right and the best candidates are people who are not looking, so the way we keep both sides steady is by staying in close, unhurried contact with each of them.</w:t>
+        <w:t>The specification will decide this search, not the length of the list, so I want the first two weeks spent earning a document that Jason Myers and the board members who sit in on the interviews would all recognize as a description of the job they are actually hiring for, and I would like the rest of this plan to bend around that. Our engagement runs from August 27, 2015 and is scoped at about three months. Jason Myers, the chief operating officer at Roach, Moss and Hall, is our contact for everything on their side, which means scheduling, feedback on candidates, and any decision we need from them, and it also means he should not be hearing about this search from three of us in three different weeks.</w:t>
       </w:r>
     </w:p>
     <w:p>
@@ -29,12 +23,49 @@
         <w:pStyle w:val="Heading2"/>
       </w:pPr>
       <w:r>
-        <w:t>The person we are looking for</w:t>
+        <w:t>What each of us is carrying</w:t>
+      </w:r>
+    </w:p>
+    <w:p>
+      <w:pPr>
+        <w:pStyle w:val="ListBullet"/>
+      </w:pPr>
+      <w:r>
+        <w:t>1. The specification and the client relationship are mine. I will run the briefing sessions with their leadership, write the draft, and take it back for correction as many times as it needs, and nothing goes into the market until Jason Myers has signed it off.</w:t>
+      </w:r>
+    </w:p>
+    <w:p>
+      <w:pPr>
+        <w:pStyle w:val="ListBullet"/>
+      </w:pPr>
+      <w:r>
+        <w:t>2. Research and the target list belong to Jeffrey Patterson. I want the company map agreed with me before any individual is worked up, with the reason each company is on it written down beside it, because the reason is the part we will be asked to defend the first time a name comes back to us from their side.</w:t>
+      </w:r>
+    </w:p>
+    <w:p>
+      <w:pPr>
+        <w:pStyle w:val="ListBullet"/>
+      </w:pPr>
+      <w:r>
+        <w:t>3. Process and the calendar are James Grant's: interview slots, candidate travel, and the running file, and from the point the first candidates are meeting us in person he sits with me on the assessment interviews, so that two of us have met everyone who reaches the slate.</w:t>
+      </w:r>
+    </w:p>
+    <w:p>
+      <w:pPr>
+        <w:pStyle w:val="ListBullet"/>
+      </w:pPr>
+      <w:r>
+        <w:t>4. The engagement administration sits with James Weiss, which is the countersigned letter, the engagement code, and the billing schedule, all of which he needs closed out before the first cycle.</w:t>
       </w:r>
     </w:p>
     <w:p>
       <w:r>
-        <w:t>The specification is not written yet, and settling it with Jason Myers and his board is the first real task, but the shape of the role is already clear from our conversations with the client. They want a Chief Financial Officer who has carried a company through a growth stage like the one they are in, who can stand up the reporting and controls a larger business needs, and who will be a genuine partner to a Chief Executive rather than a scorekeeper for one. Discretion matters here as it always does, so we will describe candidates to the client by their current seat and record, and we will hold names close until both sides want to meet.</w:t>
+        <w:t>These four are not four projects running side by side. The specification disciplines the research, the research decides who we approach, and the calendar only becomes real once there is somebody to put in it. The temptation on a search with a three-month shape is to start working names in the first week so that the client can see movement, and a list built before the specification is settled has to be built a second time.</w:t>
+      </w:r>
+    </w:p>
+    <w:p>
+      <w:r>
+        <w:t>There is one thing I want tested before the specification session. The role as their leadership describes it asks for someone who has sat in the chair at a company twice their size and who will also be hands-on through a close, and at the compensation they have in mind those two things do not often live in the same person. Jeffrey Patterson, bring me whatever the map says about that. If the market disagrees with the brief, the specification session is where we have the standing to say so, and I intend to use it.</w:t>
       </w:r>
     </w:p>
     <w:p>
@@ -42,52 +73,17 @@
         <w:pStyle w:val="Heading2"/>
       </w:pPr>
       <w:r>
-        <w:t>How the work divides</w:t>
-      </w:r>
-    </w:p>
-    <w:p>
-      <w:pPr>
-        <w:pStyle w:val="ListBullet"/>
-      </w:pPr>
-      <w:r>
-        <w:t>Specification and calibration: I will draft the position specification and settle it with Jason Myers and the board, so that the whole team is searching against one agreed brief rather than four private ones.</w:t>
-      </w:r>
-    </w:p>
-    <w:p>
-      <w:pPr>
-        <w:pStyle w:val="ListBullet"/>
-      </w:pPr>
-      <w:r>
-        <w:t>Market map and long list: James Grant will lead the mapping at the senior-operator level, working the sectors where a Chief Financial Officer of this profile is actually to be found, and building the long list from that map rather than from a list we already hold.</w:t>
-      </w:r>
-    </w:p>
-    <w:p>
-      <w:pPr>
-        <w:pStyle w:val="ListBullet"/>
-      </w:pPr>
-      <w:r>
-        <w:t>Outreach and scheduling: Jeffrey Patterson will run the candidate threads, make the first approaches once we have agreed them, and keep every conversation moving so that no promising prospect goes quiet while we are busy elsewhere.</w:t>
-      </w:r>
-    </w:p>
-    <w:p>
-      <w:pPr>
-        <w:pStyle w:val="ListBullet"/>
-      </w:pPr>
-      <w:r>
-        <w:t>Engagement logistics: James Weiss is handling the paperwork, the client billing, and the meeting arrangements, so that the three of us can keep our attention on candidates and on the client.</w:t>
-      </w:r>
-    </w:p>
-    <w:p>
-      <w:pPr>
-        <w:pStyle w:val="Heading2"/>
-      </w:pPr>
-      <w:r>
-        <w:t>First moves</w:t>
+        <w:t>The first two weeks</w:t>
       </w:r>
     </w:p>
     <w:p>
       <w:r>
-        <w:t>Because the specification gates everything else, that is where we start. This week I will get a draft of the position specification to Jason Myers, and I would like James Grant to begin the market map in parallel so that we are not sitting idle while the client reads. Jeffrey Patterson, please set a standing weekly check-in for the three of us and a first calibration call with the client once the draft specification is in their hands. If anyone sees a reason the plan above will not hold, tell me now, so we can fix it before the search is underway.</w:t>
+        <w:t>Before the specification session there are three things I need, and I am asking now so that nobody is doing them the night before. Jeffrey Patterson, a first cut of the company map, deliberately broad, with the sectors you think are adjacent marked as such so that we can argue about them properly. James Grant, the calendar: I want their leadership's availability and the board members' availability held for two windows, one for the specification session and one for the first slate review. James Weiss, confirmation that the letter is back countersigned before we spend anything against the engagement.</w:t>
+      </w:r>
+    </w:p>
+    <w:p>
+      <w:r>
+        <w:t>One last thing, old ground, but it belongs at the start of a search. We describe candidates by their current role and never by name in anything that leaves this office, including notes to their side, until a candidate has agreed to meet them. That habit is the reason people who are not looking still take our calls.</w:t>
       </w:r>
     </w:p>
     <w:sectPr>
